--- a/vi/files/data/results_packs/Results_Pack_Q2_VN.docx
+++ b/vi/files/data/results_packs/Results_Pack_Q2_VN.docx
@@ -10586,7 +10586,7 @@
           <w:szCs w:val="21"/>
           <w:color w:val="000000"/>
         </w:rPr>
-        <w:t xml:space="preserve">•  Chúng ta không biết AKI bắt đầu trước hay sau khi dịch tích lũy. Dữ liệu chỉ ghi giai đoạn cao nhất trong các ngày 1-7.</w:t>
+        <w:t xml:space="preserve">•  Không biết AKI bắt đầu trước hay sau khi dịch tích lũy. Dữ liệu chỉ ghi giai đoạn cao nhất trong các ngày 1-7.</w:t>
       </w:r>
     </w:p>
     <w:p>
